--- a/Báo cáo project 1.1.docx
+++ b/Báo cáo project 1.1.docx
@@ -17319,10 +17319,30 @@
           <w:b/>
           <w:bCs/>
         </w:rPr>
-        <w:t>Header Files (.h) (3):</w:t>
-      </w:r>
-      <w:r>
-        <w:t xml:space="preserve"> On2.h, Onlogn.h, and DataGenerator.h</w:t>
+        <w:t>Header Files (.h) (</w:t>
+      </w:r>
+      <w:r>
+        <w:rPr>
+          <w:b/>
+          <w:bCs/>
+        </w:rPr>
+        <w:t>4</w:t>
+      </w:r>
+      <w:r>
+        <w:rPr>
+          <w:b/>
+          <w:bCs/>
+        </w:rPr>
+        <w:t>):</w:t>
+      </w:r>
+      <w:r>
+        <w:t xml:space="preserve"> On2.h, Onlogn.h,</w:t>
+      </w:r>
+      <w:r>
+        <w:t xml:space="preserve"> On.h</w:t>
+      </w:r>
+      <w:r>
+        <w:t xml:space="preserve"> and DataGenerator.h</w:t>
       </w:r>
     </w:p>
     <w:p>
@@ -17341,10 +17361,30 @@
           <w:b/>
           <w:bCs/>
         </w:rPr>
-        <w:t>Source Files (.cpp) (4):</w:t>
-      </w:r>
-      <w:r>
-        <w:t xml:space="preserve"> main.cpp, On2.cpp, Onlogn.cpp, and DataGenerator.cpp</w:t>
+        <w:t>Source Files (.cpp) (</w:t>
+      </w:r>
+      <w:r>
+        <w:rPr>
+          <w:b/>
+          <w:bCs/>
+        </w:rPr>
+        <w:t>5</w:t>
+      </w:r>
+      <w:r>
+        <w:rPr>
+          <w:b/>
+          <w:bCs/>
+        </w:rPr>
+        <w:t>):</w:t>
+      </w:r>
+      <w:r>
+        <w:t xml:space="preserve"> main.cpp, On2.cpp, Onlogn.cpp,</w:t>
+      </w:r>
+      <w:r>
+        <w:t xml:space="preserve"> On.cpp</w:t>
+      </w:r>
+      <w:r>
+        <w:t xml:space="preserve"> and DataGenerator.cpp</w:t>
       </w:r>
     </w:p>
     <w:p>
@@ -17411,32 +17451,7 @@
           <w:kern w:val="0"/>
           <w14:ligatures w14:val="none"/>
         </w:rPr>
-        <w:t xml:space="preserve"> file. To enhance code maintainability and logical structuring, the implementations of the sorting algorithms are decoupled into two distinct source files. These files are categorized based on the theoretical average time complexities of the algorithms they contain (i.e, </w:t>
-      </w:r>
-      <w:r>
-        <w:rPr>
-          <w:b/>
-          <w:bCs/>
-        </w:rPr>
-        <w:t>O(n</w:t>
-      </w:r>
-      <w:r>
-        <w:rPr>
-          <w:b/>
-          <w:bCs/>
-          <w:vertAlign w:val="superscript"/>
-        </w:rPr>
-        <w:t>2</w:t>
-      </w:r>
-      <w:r>
-        <w:rPr>
-          <w:b/>
-          <w:bCs/>
-        </w:rPr>
-        <w:t>)</w:t>
-      </w:r>
-      <w:r>
-        <w:t xml:space="preserve"> </w:t>
+        <w:t xml:space="preserve"> file. To enhance code maintainability and logical structuring, the implementations of the sorting algorithms are decoupled into </w:t>
       </w:r>
       <w:r>
         <w:rPr>
@@ -17444,6 +17459,47 @@
           <w:kern w:val="0"/>
           <w14:ligatures w14:val="none"/>
         </w:rPr>
+        <w:t>three</w:t>
+      </w:r>
+      <w:r>
+        <w:rPr>
+          <w:rFonts w:eastAsia="Times New Roman" w:cs="Times New Roman"/>
+          <w:kern w:val="0"/>
+          <w14:ligatures w14:val="none"/>
+        </w:rPr>
+        <w:t xml:space="preserve"> distinct source files. These files are categorized based on the theoretical average time complexities of the algorithms they contain (i.e, </w:t>
+      </w:r>
+      <w:r>
+        <w:rPr>
+          <w:b/>
+          <w:bCs/>
+        </w:rPr>
+        <w:t>O(n</w:t>
+      </w:r>
+      <w:r>
+        <w:rPr>
+          <w:b/>
+          <w:bCs/>
+          <w:vertAlign w:val="superscript"/>
+        </w:rPr>
+        <w:t>2</w:t>
+      </w:r>
+      <w:r>
+        <w:rPr>
+          <w:b/>
+          <w:bCs/>
+        </w:rPr>
+        <w:t>)</w:t>
+      </w:r>
+      <w:r>
+        <w:t xml:space="preserve"> </w:t>
+      </w:r>
+      <w:r>
+        <w:rPr>
+          <w:rFonts w:eastAsia="Times New Roman" w:cs="Times New Roman"/>
+          <w:kern w:val="0"/>
+          <w14:ligatures w14:val="none"/>
+        </w:rPr>
         <w:t xml:space="preserve">and </w:t>
       </w:r>
       <w:proofErr w:type="gramStart"/>
@@ -17504,60 +17560,6 @@
           <w:lang w:val="vi-VN"/>
         </w:rPr>
         <w:t>).</w:t>
-      </w:r>
-    </w:p>
-    <w:p>
-      <w:pPr>
-        <w:spacing w:after="0" w:line="240" w:lineRule="auto"/>
-        <w:rPr>
-          <w:lang w:val="vi-VN"/>
-        </w:rPr>
-      </w:pPr>
-      <w:r>
-        <w:t xml:space="preserve">However, it should be noted that certain specialized algorithms, such as </w:t>
-      </w:r>
-      <w:r>
-        <w:rPr>
-          <w:b/>
-          <w:bCs/>
-        </w:rPr>
-        <w:t>Flash Sort</w:t>
-      </w:r>
-      <w:r>
-        <w:t xml:space="preserve"> or </w:t>
-      </w:r>
-      <w:r>
-        <w:rPr>
-          <w:b/>
-          <w:bCs/>
-        </w:rPr>
-        <w:t>Counting Sort</w:t>
-      </w:r>
-      <w:r>
-        <w:t>, are included in these files for organizational convenience despite having different theoretical time complexities</w:t>
-      </w:r>
-      <w:r>
-        <w:rPr>
-          <w:lang w:val="vi-VN"/>
-        </w:rPr>
-        <w:t xml:space="preserve"> (e.g </w:t>
-      </w:r>
-      <w:r>
-        <w:rPr>
-          <w:b/>
-          <w:bCs/>
-          <w:lang w:val="vi-VN"/>
-        </w:rPr>
-        <w:t>O(n)</w:t>
-      </w:r>
-      <w:r>
-        <w:rPr>
-          <w:lang w:val="vi-VN"/>
-        </w:rPr>
-        <w:t xml:space="preserve">). </w:t>
-      </w:r>
-      <w:r>
-        <w:t>This modular approach was adopted to optimize codebase management and maintain a concise project structure.</w:t>
       </w:r>
     </w:p>
     <w:p>
@@ -17735,7 +17737,6 @@
         <w:rPr>
           <w:lang w:val="vi-VN"/>
         </w:rPr>
-        <w:lastRenderedPageBreak/>
         <w:t xml:space="preserve">Karl-Dietrich Neubert, "The FlashSort Algorithm", </w:t>
       </w:r>
       <w:hyperlink r:id="rId13" w:history="1">
@@ -17769,6 +17770,7 @@
         <w:rPr>
           <w:lang w:val="vi-VN"/>
         </w:rPr>
+        <w:lastRenderedPageBreak/>
         <w:t xml:space="preserve">Kevin Lin, </w:t>
       </w:r>
       <w:r>
@@ -21734,6 +21736,7 @@
   <w:style w:type="character" w:default="1" w:styleId="Phngmcinhcuaoanvn">
     <w:name w:val="Default Paragraph Font"/>
     <w:uiPriority w:val="1"/>
+    <w:semiHidden/>
     <w:unhideWhenUsed/>
   </w:style>
   <w:style w:type="table" w:default="1" w:styleId="BangThngthng">
